--- a/templates/Pamyatka_Taynyy-pokupatel.docx
+++ b/templates/Pamyatka_Taynyy-pokupatel.docx
@@ -196,15 +196,15 @@
         </w:tblBorders>
       </w:tblPr>
       <w:tblGrid>
-        <w:gridCol w:w="1531"/>
-        <w:gridCol w:w="1021"/>
-        <w:gridCol w:w="1021"/>
-        <w:gridCol w:w="1021"/>
-        <w:gridCol w:w="1021"/>
-        <w:gridCol w:w="1021"/>
-        <w:gridCol w:w="1531"/>
-        <w:gridCol w:w="1021"/>
-        <w:gridCol w:w="1018"/>
+        <w:gridCol w:w="1392"/>
+        <w:gridCol w:w="928"/>
+        <w:gridCol w:w="928"/>
+        <w:gridCol w:w="928"/>
+        <w:gridCol w:w="928"/>
+        <w:gridCol w:w="1392"/>
+        <w:gridCol w:w="1392"/>
+        <w:gridCol w:w="1392"/>
+        <w:gridCol w:w="926"/>
       </w:tblGrid>
       <w:tr>
         <w:trPr>
@@ -212,7 +212,7 @@
         </w:trPr>
         <w:tc>
           <w:tcPr>
-            <w:tcW w:type="dxa" w:w="1531"/>
+            <w:tcW w:type="dxa" w:w="1392"/>
             <w:tcBorders>
               <w:top w:val="single" w:color="000000" w:sz="4"/>
               <w:left w:val="single" w:color="000000" w:sz="4"/>
@@ -246,7 +246,7 @@
         </w:tc>
         <w:tc>
           <w:tcPr>
-            <w:tcW w:type="dxa" w:w="1021"/>
+            <w:tcW w:type="dxa" w:w="928"/>
             <w:tcBorders>
               <w:top w:val="single" w:color="000000" w:sz="4"/>
               <w:left w:val="single" w:color="000000" w:sz="4"/>
@@ -280,7 +280,7 @@
         </w:tc>
         <w:tc>
           <w:tcPr>
-            <w:tcW w:type="dxa" w:w="1021"/>
+            <w:tcW w:type="dxa" w:w="928"/>
             <w:tcBorders>
               <w:top w:val="single" w:color="000000" w:sz="4"/>
               <w:left w:val="single" w:color="000000" w:sz="4"/>
@@ -308,13 +308,13 @@
                 <w:sz w:val="22"/>
                 <w:szCs w:val="22"/>
               </w:rPr>
-              <w:t xml:space="preserve">Дата и время запроса</w:t>
-            </w:r>
-          </w:p>
-        </w:tc>
-        <w:tc>
-          <w:tcPr>
-            <w:tcW w:type="dxa" w:w="1021"/>
+              <w:t xml:space="preserve">Дата, время</w:t>
+            </w:r>
+          </w:p>
+        </w:tc>
+        <w:tc>
+          <w:tcPr>
+            <w:tcW w:type="dxa" w:w="928"/>
             <w:tcBorders>
               <w:top w:val="single" w:color="000000" w:sz="4"/>
               <w:left w:val="single" w:color="000000" w:sz="4"/>
@@ -342,13 +342,13 @@
                 <w:sz w:val="22"/>
                 <w:szCs w:val="22"/>
               </w:rPr>
-              <w:t xml:space="preserve">Время ответа</w:t>
-            </w:r>
-          </w:p>
-        </w:tc>
-        <w:tc>
-          <w:tcPr>
-            <w:tcW w:type="dxa" w:w="1021"/>
+              <w:t xml:space="preserve">Ответ, мин</w:t>
+            </w:r>
+          </w:p>
+        </w:tc>
+        <w:tc>
+          <w:tcPr>
+            <w:tcW w:type="dxa" w:w="928"/>
             <w:tcBorders>
               <w:top w:val="single" w:color="000000" w:sz="4"/>
               <w:left w:val="single" w:color="000000" w:sz="4"/>
@@ -376,13 +376,13 @@
                 <w:sz w:val="22"/>
                 <w:szCs w:val="22"/>
               </w:rPr>
-              <w:t xml:space="preserve">Итоговая цена</w:t>
-            </w:r>
-          </w:p>
-        </w:tc>
-        <w:tc>
-          <w:tcPr>
-            <w:tcW w:type="dxa" w:w="1021"/>
+              <w:t xml:space="preserve">Итог, ₽</w:t>
+            </w:r>
+          </w:p>
+        </w:tc>
+        <w:tc>
+          <w:tcPr>
+            <w:tcW w:type="dxa" w:w="1392"/>
             <w:tcBorders>
               <w:top w:val="single" w:color="000000" w:sz="4"/>
               <w:left w:val="single" w:color="000000" w:sz="4"/>
@@ -410,13 +410,13 @@
                 <w:sz w:val="22"/>
                 <w:szCs w:val="22"/>
               </w:rPr>
-              <w:t xml:space="preserve">Обязательные платежи</w:t>
-            </w:r>
-          </w:p>
-        </w:tc>
-        <w:tc>
-          <w:tcPr>
-            <w:tcW w:type="dxa" w:w="1531"/>
+              <w:t xml:space="preserve">Доп. платежи</w:t>
+            </w:r>
+          </w:p>
+        </w:tc>
+        <w:tc>
+          <w:tcPr>
+            <w:tcW w:type="dxa" w:w="1392"/>
             <w:tcBorders>
               <w:top w:val="single" w:color="000000" w:sz="4"/>
               <w:left w:val="single" w:color="000000" w:sz="4"/>
@@ -444,13 +444,13 @@
                 <w:sz w:val="22"/>
                 <w:szCs w:val="22"/>
               </w:rPr>
-              <w:t xml:space="preserve">Условия отмены</w:t>
-            </w:r>
-          </w:p>
-        </w:tc>
-        <w:tc>
-          <w:tcPr>
-            <w:tcW w:type="dxa" w:w="1021"/>
+              <w:t xml:space="preserve">Отмена</w:t>
+            </w:r>
+          </w:p>
+        </w:tc>
+        <w:tc>
+          <w:tcPr>
+            <w:tcW w:type="dxa" w:w="1392"/>
             <w:tcBorders>
               <w:top w:val="single" w:color="000000" w:sz="4"/>
               <w:left w:val="single" w:color="000000" w:sz="4"/>
@@ -478,13 +478,13 @@
                 <w:sz w:val="22"/>
                 <w:szCs w:val="22"/>
               </w:rPr>
-              <w:t xml:space="preserve">Предложили альтернативу?</w:t>
-            </w:r>
-          </w:p>
-        </w:tc>
-        <w:tc>
-          <w:tcPr>
-            <w:tcW w:type="dxa" w:w="1018"/>
+              <w:t xml:space="preserve">Альтернатива</w:t>
+            </w:r>
+          </w:p>
+        </w:tc>
+        <w:tc>
+          <w:tcPr>
+            <w:tcW w:type="dxa" w:w="926"/>
             <w:tcBorders>
               <w:top w:val="single" w:color="000000" w:sz="4"/>
               <w:left w:val="single" w:color="000000" w:sz="4"/>
@@ -512,7 +512,7 @@
                 <w:sz w:val="22"/>
                 <w:szCs w:val="22"/>
               </w:rPr>
-              <w:t xml:space="preserve">Полнота (0–2)</w:t>
+              <w:t xml:space="preserve">Полнота 0–2</w:t>
             </w:r>
           </w:p>
         </w:tc>
@@ -523,271 +523,271 @@
         </w:trPr>
         <w:tc>
           <w:tcPr>
-            <w:tcW w:type="dxa" w:w="1531"/>
-            <w:tcBorders>
-              <w:top w:val="single" w:color="000000" w:sz="4"/>
-              <w:left w:val="single" w:color="000000" w:sz="4"/>
-              <w:bottom w:val="single" w:color="000000" w:sz="4"/>
-              <w:right w:val="single" w:color="000000" w:sz="4"/>
-            </w:tcBorders>
-            <w:tcMar>
-              <w:top w:type="dxa" w:w="60"/>
-              <w:left w:type="dxa" w:w="80"/>
-              <w:bottom w:type="dxa" w:w="60"/>
-              <w:right w:type="dxa" w:w="80"/>
-            </w:tcMar>
-          </w:tcPr>
-          <w:p>
-            <w:pPr>
-              <w:spacing w:after="0" w:line="300"/>
-              <w:jc w:val="left"/>
-            </w:pPr>
-            <w:r>
-              <w:rPr>
-                <w:rFonts w:ascii="Times New Roman" w:cs="Times New Roman" w:eastAsia="Times New Roman" w:hAnsi="Times New Roman"/>
-                <w:b w:val="false"/>
-                <w:bCs w:val="false"/>
-                <w:sz w:val="22"/>
-                <w:szCs w:val="22"/>
-              </w:rPr>
-              <w:t xml:space="preserve"/>
-            </w:r>
-          </w:p>
-        </w:tc>
-        <w:tc>
-          <w:tcPr>
-            <w:tcW w:type="dxa" w:w="1021"/>
-            <w:tcBorders>
-              <w:top w:val="single" w:color="000000" w:sz="4"/>
-              <w:left w:val="single" w:color="000000" w:sz="4"/>
-              <w:bottom w:val="single" w:color="000000" w:sz="4"/>
-              <w:right w:val="single" w:color="000000" w:sz="4"/>
-            </w:tcBorders>
-            <w:tcMar>
-              <w:top w:type="dxa" w:w="60"/>
-              <w:left w:type="dxa" w:w="80"/>
-              <w:bottom w:type="dxa" w:w="60"/>
-              <w:right w:type="dxa" w:w="80"/>
-            </w:tcMar>
-          </w:tcPr>
-          <w:p>
-            <w:pPr>
-              <w:spacing w:after="0" w:line="300"/>
-              <w:jc w:val="left"/>
-            </w:pPr>
-            <w:r>
-              <w:rPr>
-                <w:rFonts w:ascii="Times New Roman" w:cs="Times New Roman" w:eastAsia="Times New Roman" w:hAnsi="Times New Roman"/>
-                <w:b w:val="false"/>
-                <w:bCs w:val="false"/>
-                <w:sz w:val="22"/>
-                <w:szCs w:val="22"/>
-              </w:rPr>
-              <w:t xml:space="preserve"/>
-            </w:r>
-          </w:p>
-        </w:tc>
-        <w:tc>
-          <w:tcPr>
-            <w:tcW w:type="dxa" w:w="1021"/>
-            <w:tcBorders>
-              <w:top w:val="single" w:color="000000" w:sz="4"/>
-              <w:left w:val="single" w:color="000000" w:sz="4"/>
-              <w:bottom w:val="single" w:color="000000" w:sz="4"/>
-              <w:right w:val="single" w:color="000000" w:sz="4"/>
-            </w:tcBorders>
-            <w:tcMar>
-              <w:top w:type="dxa" w:w="60"/>
-              <w:left w:type="dxa" w:w="80"/>
-              <w:bottom w:type="dxa" w:w="60"/>
-              <w:right w:type="dxa" w:w="80"/>
-            </w:tcMar>
-          </w:tcPr>
-          <w:p>
-            <w:pPr>
-              <w:spacing w:after="0" w:line="300"/>
-              <w:jc w:val="left"/>
-            </w:pPr>
-            <w:r>
-              <w:rPr>
-                <w:rFonts w:ascii="Times New Roman" w:cs="Times New Roman" w:eastAsia="Times New Roman" w:hAnsi="Times New Roman"/>
-                <w:b w:val="false"/>
-                <w:bCs w:val="false"/>
-                <w:sz w:val="22"/>
-                <w:szCs w:val="22"/>
-              </w:rPr>
-              <w:t xml:space="preserve"/>
-            </w:r>
-          </w:p>
-        </w:tc>
-        <w:tc>
-          <w:tcPr>
-            <w:tcW w:type="dxa" w:w="1021"/>
-            <w:tcBorders>
-              <w:top w:val="single" w:color="000000" w:sz="4"/>
-              <w:left w:val="single" w:color="000000" w:sz="4"/>
-              <w:bottom w:val="single" w:color="000000" w:sz="4"/>
-              <w:right w:val="single" w:color="000000" w:sz="4"/>
-            </w:tcBorders>
-            <w:tcMar>
-              <w:top w:type="dxa" w:w="60"/>
-              <w:left w:type="dxa" w:w="80"/>
-              <w:bottom w:type="dxa" w:w="60"/>
-              <w:right w:type="dxa" w:w="80"/>
-            </w:tcMar>
-          </w:tcPr>
-          <w:p>
-            <w:pPr>
-              <w:spacing w:after="0" w:line="300"/>
-              <w:jc w:val="left"/>
-            </w:pPr>
-            <w:r>
-              <w:rPr>
-                <w:rFonts w:ascii="Times New Roman" w:cs="Times New Roman" w:eastAsia="Times New Roman" w:hAnsi="Times New Roman"/>
-                <w:b w:val="false"/>
-                <w:bCs w:val="false"/>
-                <w:sz w:val="22"/>
-                <w:szCs w:val="22"/>
-              </w:rPr>
-              <w:t xml:space="preserve"/>
-            </w:r>
-          </w:p>
-        </w:tc>
-        <w:tc>
-          <w:tcPr>
-            <w:tcW w:type="dxa" w:w="1021"/>
-            <w:tcBorders>
-              <w:top w:val="single" w:color="000000" w:sz="4"/>
-              <w:left w:val="single" w:color="000000" w:sz="4"/>
-              <w:bottom w:val="single" w:color="000000" w:sz="4"/>
-              <w:right w:val="single" w:color="000000" w:sz="4"/>
-            </w:tcBorders>
-            <w:tcMar>
-              <w:top w:type="dxa" w:w="60"/>
-              <w:left w:type="dxa" w:w="80"/>
-              <w:bottom w:type="dxa" w:w="60"/>
-              <w:right w:type="dxa" w:w="80"/>
-            </w:tcMar>
-          </w:tcPr>
-          <w:p>
-            <w:pPr>
-              <w:spacing w:after="0" w:line="300"/>
-              <w:jc w:val="left"/>
-            </w:pPr>
-            <w:r>
-              <w:rPr>
-                <w:rFonts w:ascii="Times New Roman" w:cs="Times New Roman" w:eastAsia="Times New Roman" w:hAnsi="Times New Roman"/>
-                <w:b w:val="false"/>
-                <w:bCs w:val="false"/>
-                <w:sz w:val="22"/>
-                <w:szCs w:val="22"/>
-              </w:rPr>
-              <w:t xml:space="preserve"/>
-            </w:r>
-          </w:p>
-        </w:tc>
-        <w:tc>
-          <w:tcPr>
-            <w:tcW w:type="dxa" w:w="1021"/>
-            <w:tcBorders>
-              <w:top w:val="single" w:color="000000" w:sz="4"/>
-              <w:left w:val="single" w:color="000000" w:sz="4"/>
-              <w:bottom w:val="single" w:color="000000" w:sz="4"/>
-              <w:right w:val="single" w:color="000000" w:sz="4"/>
-            </w:tcBorders>
-            <w:tcMar>
-              <w:top w:type="dxa" w:w="60"/>
-              <w:left w:type="dxa" w:w="80"/>
-              <w:bottom w:type="dxa" w:w="60"/>
-              <w:right w:type="dxa" w:w="80"/>
-            </w:tcMar>
-          </w:tcPr>
-          <w:p>
-            <w:pPr>
-              <w:spacing w:after="0" w:line="300"/>
-              <w:jc w:val="left"/>
-            </w:pPr>
-            <w:r>
-              <w:rPr>
-                <w:rFonts w:ascii="Times New Roman" w:cs="Times New Roman" w:eastAsia="Times New Roman" w:hAnsi="Times New Roman"/>
-                <w:b w:val="false"/>
-                <w:bCs w:val="false"/>
-                <w:sz w:val="22"/>
-                <w:szCs w:val="22"/>
-              </w:rPr>
-              <w:t xml:space="preserve"/>
-            </w:r>
-          </w:p>
-        </w:tc>
-        <w:tc>
-          <w:tcPr>
-            <w:tcW w:type="dxa" w:w="1531"/>
-            <w:tcBorders>
-              <w:top w:val="single" w:color="000000" w:sz="4"/>
-              <w:left w:val="single" w:color="000000" w:sz="4"/>
-              <w:bottom w:val="single" w:color="000000" w:sz="4"/>
-              <w:right w:val="single" w:color="000000" w:sz="4"/>
-            </w:tcBorders>
-            <w:tcMar>
-              <w:top w:type="dxa" w:w="60"/>
-              <w:left w:type="dxa" w:w="80"/>
-              <w:bottom w:type="dxa" w:w="60"/>
-              <w:right w:type="dxa" w:w="80"/>
-            </w:tcMar>
-          </w:tcPr>
-          <w:p>
-            <w:pPr>
-              <w:spacing w:after="0" w:line="300"/>
-              <w:jc w:val="left"/>
-            </w:pPr>
-            <w:r>
-              <w:rPr>
-                <w:rFonts w:ascii="Times New Roman" w:cs="Times New Roman" w:eastAsia="Times New Roman" w:hAnsi="Times New Roman"/>
-                <w:b w:val="false"/>
-                <w:bCs w:val="false"/>
-                <w:sz w:val="22"/>
-                <w:szCs w:val="22"/>
-              </w:rPr>
-              <w:t xml:space="preserve"/>
-            </w:r>
-          </w:p>
-        </w:tc>
-        <w:tc>
-          <w:tcPr>
-            <w:tcW w:type="dxa" w:w="1021"/>
-            <w:tcBorders>
-              <w:top w:val="single" w:color="000000" w:sz="4"/>
-              <w:left w:val="single" w:color="000000" w:sz="4"/>
-              <w:bottom w:val="single" w:color="000000" w:sz="4"/>
-              <w:right w:val="single" w:color="000000" w:sz="4"/>
-            </w:tcBorders>
-            <w:tcMar>
-              <w:top w:type="dxa" w:w="60"/>
-              <w:left w:type="dxa" w:w="80"/>
-              <w:bottom w:type="dxa" w:w="60"/>
-              <w:right w:type="dxa" w:w="80"/>
-            </w:tcMar>
-          </w:tcPr>
-          <w:p>
-            <w:pPr>
-              <w:spacing w:after="0" w:line="300"/>
-              <w:jc w:val="left"/>
-            </w:pPr>
-            <w:r>
-              <w:rPr>
-                <w:rFonts w:ascii="Times New Roman" w:cs="Times New Roman" w:eastAsia="Times New Roman" w:hAnsi="Times New Roman"/>
-                <w:b w:val="false"/>
-                <w:bCs w:val="false"/>
-                <w:sz w:val="22"/>
-                <w:szCs w:val="22"/>
-              </w:rPr>
-              <w:t xml:space="preserve"/>
-            </w:r>
-          </w:p>
-        </w:tc>
-        <w:tc>
-          <w:tcPr>
-            <w:tcW w:type="dxa" w:w="1018"/>
+            <w:tcW w:type="dxa" w:w="1392"/>
+            <w:tcBorders>
+              <w:top w:val="single" w:color="000000" w:sz="4"/>
+              <w:left w:val="single" w:color="000000" w:sz="4"/>
+              <w:bottom w:val="single" w:color="000000" w:sz="4"/>
+              <w:right w:val="single" w:color="000000" w:sz="4"/>
+            </w:tcBorders>
+            <w:tcMar>
+              <w:top w:type="dxa" w:w="60"/>
+              <w:left w:type="dxa" w:w="80"/>
+              <w:bottom w:type="dxa" w:w="60"/>
+              <w:right w:type="dxa" w:w="80"/>
+            </w:tcMar>
+          </w:tcPr>
+          <w:p>
+            <w:pPr>
+              <w:spacing w:after="0" w:line="300"/>
+              <w:jc w:val="left"/>
+            </w:pPr>
+            <w:r>
+              <w:rPr>
+                <w:rFonts w:ascii="Times New Roman" w:cs="Times New Roman" w:eastAsia="Times New Roman" w:hAnsi="Times New Roman"/>
+                <w:b w:val="false"/>
+                <w:bCs w:val="false"/>
+                <w:sz w:val="22"/>
+                <w:szCs w:val="22"/>
+              </w:rPr>
+              <w:t xml:space="preserve"/>
+            </w:r>
+          </w:p>
+        </w:tc>
+        <w:tc>
+          <w:tcPr>
+            <w:tcW w:type="dxa" w:w="928"/>
+            <w:tcBorders>
+              <w:top w:val="single" w:color="000000" w:sz="4"/>
+              <w:left w:val="single" w:color="000000" w:sz="4"/>
+              <w:bottom w:val="single" w:color="000000" w:sz="4"/>
+              <w:right w:val="single" w:color="000000" w:sz="4"/>
+            </w:tcBorders>
+            <w:tcMar>
+              <w:top w:type="dxa" w:w="60"/>
+              <w:left w:type="dxa" w:w="80"/>
+              <w:bottom w:type="dxa" w:w="60"/>
+              <w:right w:type="dxa" w:w="80"/>
+            </w:tcMar>
+          </w:tcPr>
+          <w:p>
+            <w:pPr>
+              <w:spacing w:after="0" w:line="300"/>
+              <w:jc w:val="left"/>
+            </w:pPr>
+            <w:r>
+              <w:rPr>
+                <w:rFonts w:ascii="Times New Roman" w:cs="Times New Roman" w:eastAsia="Times New Roman" w:hAnsi="Times New Roman"/>
+                <w:b w:val="false"/>
+                <w:bCs w:val="false"/>
+                <w:sz w:val="22"/>
+                <w:szCs w:val="22"/>
+              </w:rPr>
+              <w:t xml:space="preserve"/>
+            </w:r>
+          </w:p>
+        </w:tc>
+        <w:tc>
+          <w:tcPr>
+            <w:tcW w:type="dxa" w:w="928"/>
+            <w:tcBorders>
+              <w:top w:val="single" w:color="000000" w:sz="4"/>
+              <w:left w:val="single" w:color="000000" w:sz="4"/>
+              <w:bottom w:val="single" w:color="000000" w:sz="4"/>
+              <w:right w:val="single" w:color="000000" w:sz="4"/>
+            </w:tcBorders>
+            <w:tcMar>
+              <w:top w:type="dxa" w:w="60"/>
+              <w:left w:type="dxa" w:w="80"/>
+              <w:bottom w:type="dxa" w:w="60"/>
+              <w:right w:type="dxa" w:w="80"/>
+            </w:tcMar>
+          </w:tcPr>
+          <w:p>
+            <w:pPr>
+              <w:spacing w:after="0" w:line="300"/>
+              <w:jc w:val="left"/>
+            </w:pPr>
+            <w:r>
+              <w:rPr>
+                <w:rFonts w:ascii="Times New Roman" w:cs="Times New Roman" w:eastAsia="Times New Roman" w:hAnsi="Times New Roman"/>
+                <w:b w:val="false"/>
+                <w:bCs w:val="false"/>
+                <w:sz w:val="22"/>
+                <w:szCs w:val="22"/>
+              </w:rPr>
+              <w:t xml:space="preserve"/>
+            </w:r>
+          </w:p>
+        </w:tc>
+        <w:tc>
+          <w:tcPr>
+            <w:tcW w:type="dxa" w:w="928"/>
+            <w:tcBorders>
+              <w:top w:val="single" w:color="000000" w:sz="4"/>
+              <w:left w:val="single" w:color="000000" w:sz="4"/>
+              <w:bottom w:val="single" w:color="000000" w:sz="4"/>
+              <w:right w:val="single" w:color="000000" w:sz="4"/>
+            </w:tcBorders>
+            <w:tcMar>
+              <w:top w:type="dxa" w:w="60"/>
+              <w:left w:type="dxa" w:w="80"/>
+              <w:bottom w:type="dxa" w:w="60"/>
+              <w:right w:type="dxa" w:w="80"/>
+            </w:tcMar>
+          </w:tcPr>
+          <w:p>
+            <w:pPr>
+              <w:spacing w:after="0" w:line="300"/>
+              <w:jc w:val="left"/>
+            </w:pPr>
+            <w:r>
+              <w:rPr>
+                <w:rFonts w:ascii="Times New Roman" w:cs="Times New Roman" w:eastAsia="Times New Roman" w:hAnsi="Times New Roman"/>
+                <w:b w:val="false"/>
+                <w:bCs w:val="false"/>
+                <w:sz w:val="22"/>
+                <w:szCs w:val="22"/>
+              </w:rPr>
+              <w:t xml:space="preserve"/>
+            </w:r>
+          </w:p>
+        </w:tc>
+        <w:tc>
+          <w:tcPr>
+            <w:tcW w:type="dxa" w:w="928"/>
+            <w:tcBorders>
+              <w:top w:val="single" w:color="000000" w:sz="4"/>
+              <w:left w:val="single" w:color="000000" w:sz="4"/>
+              <w:bottom w:val="single" w:color="000000" w:sz="4"/>
+              <w:right w:val="single" w:color="000000" w:sz="4"/>
+            </w:tcBorders>
+            <w:tcMar>
+              <w:top w:type="dxa" w:w="60"/>
+              <w:left w:type="dxa" w:w="80"/>
+              <w:bottom w:type="dxa" w:w="60"/>
+              <w:right w:type="dxa" w:w="80"/>
+            </w:tcMar>
+          </w:tcPr>
+          <w:p>
+            <w:pPr>
+              <w:spacing w:after="0" w:line="300"/>
+              <w:jc w:val="left"/>
+            </w:pPr>
+            <w:r>
+              <w:rPr>
+                <w:rFonts w:ascii="Times New Roman" w:cs="Times New Roman" w:eastAsia="Times New Roman" w:hAnsi="Times New Roman"/>
+                <w:b w:val="false"/>
+                <w:bCs w:val="false"/>
+                <w:sz w:val="22"/>
+                <w:szCs w:val="22"/>
+              </w:rPr>
+              <w:t xml:space="preserve"/>
+            </w:r>
+          </w:p>
+        </w:tc>
+        <w:tc>
+          <w:tcPr>
+            <w:tcW w:type="dxa" w:w="1392"/>
+            <w:tcBorders>
+              <w:top w:val="single" w:color="000000" w:sz="4"/>
+              <w:left w:val="single" w:color="000000" w:sz="4"/>
+              <w:bottom w:val="single" w:color="000000" w:sz="4"/>
+              <w:right w:val="single" w:color="000000" w:sz="4"/>
+            </w:tcBorders>
+            <w:tcMar>
+              <w:top w:type="dxa" w:w="60"/>
+              <w:left w:type="dxa" w:w="80"/>
+              <w:bottom w:type="dxa" w:w="60"/>
+              <w:right w:type="dxa" w:w="80"/>
+            </w:tcMar>
+          </w:tcPr>
+          <w:p>
+            <w:pPr>
+              <w:spacing w:after="0" w:line="300"/>
+              <w:jc w:val="left"/>
+            </w:pPr>
+            <w:r>
+              <w:rPr>
+                <w:rFonts w:ascii="Times New Roman" w:cs="Times New Roman" w:eastAsia="Times New Roman" w:hAnsi="Times New Roman"/>
+                <w:b w:val="false"/>
+                <w:bCs w:val="false"/>
+                <w:sz w:val="22"/>
+                <w:szCs w:val="22"/>
+              </w:rPr>
+              <w:t xml:space="preserve"/>
+            </w:r>
+          </w:p>
+        </w:tc>
+        <w:tc>
+          <w:tcPr>
+            <w:tcW w:type="dxa" w:w="1392"/>
+            <w:tcBorders>
+              <w:top w:val="single" w:color="000000" w:sz="4"/>
+              <w:left w:val="single" w:color="000000" w:sz="4"/>
+              <w:bottom w:val="single" w:color="000000" w:sz="4"/>
+              <w:right w:val="single" w:color="000000" w:sz="4"/>
+            </w:tcBorders>
+            <w:tcMar>
+              <w:top w:type="dxa" w:w="60"/>
+              <w:left w:type="dxa" w:w="80"/>
+              <w:bottom w:type="dxa" w:w="60"/>
+              <w:right w:type="dxa" w:w="80"/>
+            </w:tcMar>
+          </w:tcPr>
+          <w:p>
+            <w:pPr>
+              <w:spacing w:after="0" w:line="300"/>
+              <w:jc w:val="left"/>
+            </w:pPr>
+            <w:r>
+              <w:rPr>
+                <w:rFonts w:ascii="Times New Roman" w:cs="Times New Roman" w:eastAsia="Times New Roman" w:hAnsi="Times New Roman"/>
+                <w:b w:val="false"/>
+                <w:bCs w:val="false"/>
+                <w:sz w:val="22"/>
+                <w:szCs w:val="22"/>
+              </w:rPr>
+              <w:t xml:space="preserve"/>
+            </w:r>
+          </w:p>
+        </w:tc>
+        <w:tc>
+          <w:tcPr>
+            <w:tcW w:type="dxa" w:w="1392"/>
+            <w:tcBorders>
+              <w:top w:val="single" w:color="000000" w:sz="4"/>
+              <w:left w:val="single" w:color="000000" w:sz="4"/>
+              <w:bottom w:val="single" w:color="000000" w:sz="4"/>
+              <w:right w:val="single" w:color="000000" w:sz="4"/>
+            </w:tcBorders>
+            <w:tcMar>
+              <w:top w:type="dxa" w:w="60"/>
+              <w:left w:type="dxa" w:w="80"/>
+              <w:bottom w:type="dxa" w:w="60"/>
+              <w:right w:type="dxa" w:w="80"/>
+            </w:tcMar>
+          </w:tcPr>
+          <w:p>
+            <w:pPr>
+              <w:spacing w:after="0" w:line="300"/>
+              <w:jc w:val="left"/>
+            </w:pPr>
+            <w:r>
+              <w:rPr>
+                <w:rFonts w:ascii="Times New Roman" w:cs="Times New Roman" w:eastAsia="Times New Roman" w:hAnsi="Times New Roman"/>
+                <w:b w:val="false"/>
+                <w:bCs w:val="false"/>
+                <w:sz w:val="22"/>
+                <w:szCs w:val="22"/>
+              </w:rPr>
+              <w:t xml:space="preserve"/>
+            </w:r>
+          </w:p>
+        </w:tc>
+        <w:tc>
+          <w:tcPr>
+            <w:tcW w:type="dxa" w:w="926"/>
             <w:tcBorders>
               <w:top w:val="single" w:color="000000" w:sz="4"/>
               <w:left w:val="single" w:color="000000" w:sz="4"/>
@@ -825,271 +825,271 @@
         </w:trPr>
         <w:tc>
           <w:tcPr>
-            <w:tcW w:type="dxa" w:w="1531"/>
-            <w:tcBorders>
-              <w:top w:val="single" w:color="000000" w:sz="4"/>
-              <w:left w:val="single" w:color="000000" w:sz="4"/>
-              <w:bottom w:val="single" w:color="000000" w:sz="4"/>
-              <w:right w:val="single" w:color="000000" w:sz="4"/>
-            </w:tcBorders>
-            <w:tcMar>
-              <w:top w:type="dxa" w:w="60"/>
-              <w:left w:type="dxa" w:w="80"/>
-              <w:bottom w:type="dxa" w:w="60"/>
-              <w:right w:type="dxa" w:w="80"/>
-            </w:tcMar>
-          </w:tcPr>
-          <w:p>
-            <w:pPr>
-              <w:spacing w:after="0" w:line="300"/>
-              <w:jc w:val="left"/>
-            </w:pPr>
-            <w:r>
-              <w:rPr>
-                <w:rFonts w:ascii="Times New Roman" w:cs="Times New Roman" w:eastAsia="Times New Roman" w:hAnsi="Times New Roman"/>
-                <w:b w:val="false"/>
-                <w:bCs w:val="false"/>
-                <w:sz w:val="22"/>
-                <w:szCs w:val="22"/>
-              </w:rPr>
-              <w:t xml:space="preserve"/>
-            </w:r>
-          </w:p>
-        </w:tc>
-        <w:tc>
-          <w:tcPr>
-            <w:tcW w:type="dxa" w:w="1021"/>
-            <w:tcBorders>
-              <w:top w:val="single" w:color="000000" w:sz="4"/>
-              <w:left w:val="single" w:color="000000" w:sz="4"/>
-              <w:bottom w:val="single" w:color="000000" w:sz="4"/>
-              <w:right w:val="single" w:color="000000" w:sz="4"/>
-            </w:tcBorders>
-            <w:tcMar>
-              <w:top w:type="dxa" w:w="60"/>
-              <w:left w:type="dxa" w:w="80"/>
-              <w:bottom w:type="dxa" w:w="60"/>
-              <w:right w:type="dxa" w:w="80"/>
-            </w:tcMar>
-          </w:tcPr>
-          <w:p>
-            <w:pPr>
-              <w:spacing w:after="0" w:line="300"/>
-              <w:jc w:val="left"/>
-            </w:pPr>
-            <w:r>
-              <w:rPr>
-                <w:rFonts w:ascii="Times New Roman" w:cs="Times New Roman" w:eastAsia="Times New Roman" w:hAnsi="Times New Roman"/>
-                <w:b w:val="false"/>
-                <w:bCs w:val="false"/>
-                <w:sz w:val="22"/>
-                <w:szCs w:val="22"/>
-              </w:rPr>
-              <w:t xml:space="preserve"/>
-            </w:r>
-          </w:p>
-        </w:tc>
-        <w:tc>
-          <w:tcPr>
-            <w:tcW w:type="dxa" w:w="1021"/>
-            <w:tcBorders>
-              <w:top w:val="single" w:color="000000" w:sz="4"/>
-              <w:left w:val="single" w:color="000000" w:sz="4"/>
-              <w:bottom w:val="single" w:color="000000" w:sz="4"/>
-              <w:right w:val="single" w:color="000000" w:sz="4"/>
-            </w:tcBorders>
-            <w:tcMar>
-              <w:top w:type="dxa" w:w="60"/>
-              <w:left w:type="dxa" w:w="80"/>
-              <w:bottom w:type="dxa" w:w="60"/>
-              <w:right w:type="dxa" w:w="80"/>
-            </w:tcMar>
-          </w:tcPr>
-          <w:p>
-            <w:pPr>
-              <w:spacing w:after="0" w:line="300"/>
-              <w:jc w:val="left"/>
-            </w:pPr>
-            <w:r>
-              <w:rPr>
-                <w:rFonts w:ascii="Times New Roman" w:cs="Times New Roman" w:eastAsia="Times New Roman" w:hAnsi="Times New Roman"/>
-                <w:b w:val="false"/>
-                <w:bCs w:val="false"/>
-                <w:sz w:val="22"/>
-                <w:szCs w:val="22"/>
-              </w:rPr>
-              <w:t xml:space="preserve"/>
-            </w:r>
-          </w:p>
-        </w:tc>
-        <w:tc>
-          <w:tcPr>
-            <w:tcW w:type="dxa" w:w="1021"/>
-            <w:tcBorders>
-              <w:top w:val="single" w:color="000000" w:sz="4"/>
-              <w:left w:val="single" w:color="000000" w:sz="4"/>
-              <w:bottom w:val="single" w:color="000000" w:sz="4"/>
-              <w:right w:val="single" w:color="000000" w:sz="4"/>
-            </w:tcBorders>
-            <w:tcMar>
-              <w:top w:type="dxa" w:w="60"/>
-              <w:left w:type="dxa" w:w="80"/>
-              <w:bottom w:type="dxa" w:w="60"/>
-              <w:right w:type="dxa" w:w="80"/>
-            </w:tcMar>
-          </w:tcPr>
-          <w:p>
-            <w:pPr>
-              <w:spacing w:after="0" w:line="300"/>
-              <w:jc w:val="left"/>
-            </w:pPr>
-            <w:r>
-              <w:rPr>
-                <w:rFonts w:ascii="Times New Roman" w:cs="Times New Roman" w:eastAsia="Times New Roman" w:hAnsi="Times New Roman"/>
-                <w:b w:val="false"/>
-                <w:bCs w:val="false"/>
-                <w:sz w:val="22"/>
-                <w:szCs w:val="22"/>
-              </w:rPr>
-              <w:t xml:space="preserve"/>
-            </w:r>
-          </w:p>
-        </w:tc>
-        <w:tc>
-          <w:tcPr>
-            <w:tcW w:type="dxa" w:w="1021"/>
-            <w:tcBorders>
-              <w:top w:val="single" w:color="000000" w:sz="4"/>
-              <w:left w:val="single" w:color="000000" w:sz="4"/>
-              <w:bottom w:val="single" w:color="000000" w:sz="4"/>
-              <w:right w:val="single" w:color="000000" w:sz="4"/>
-            </w:tcBorders>
-            <w:tcMar>
-              <w:top w:type="dxa" w:w="60"/>
-              <w:left w:type="dxa" w:w="80"/>
-              <w:bottom w:type="dxa" w:w="60"/>
-              <w:right w:type="dxa" w:w="80"/>
-            </w:tcMar>
-          </w:tcPr>
-          <w:p>
-            <w:pPr>
-              <w:spacing w:after="0" w:line="300"/>
-              <w:jc w:val="left"/>
-            </w:pPr>
-            <w:r>
-              <w:rPr>
-                <w:rFonts w:ascii="Times New Roman" w:cs="Times New Roman" w:eastAsia="Times New Roman" w:hAnsi="Times New Roman"/>
-                <w:b w:val="false"/>
-                <w:bCs w:val="false"/>
-                <w:sz w:val="22"/>
-                <w:szCs w:val="22"/>
-              </w:rPr>
-              <w:t xml:space="preserve"/>
-            </w:r>
-          </w:p>
-        </w:tc>
-        <w:tc>
-          <w:tcPr>
-            <w:tcW w:type="dxa" w:w="1021"/>
-            <w:tcBorders>
-              <w:top w:val="single" w:color="000000" w:sz="4"/>
-              <w:left w:val="single" w:color="000000" w:sz="4"/>
-              <w:bottom w:val="single" w:color="000000" w:sz="4"/>
-              <w:right w:val="single" w:color="000000" w:sz="4"/>
-            </w:tcBorders>
-            <w:tcMar>
-              <w:top w:type="dxa" w:w="60"/>
-              <w:left w:type="dxa" w:w="80"/>
-              <w:bottom w:type="dxa" w:w="60"/>
-              <w:right w:type="dxa" w:w="80"/>
-            </w:tcMar>
-          </w:tcPr>
-          <w:p>
-            <w:pPr>
-              <w:spacing w:after="0" w:line="300"/>
-              <w:jc w:val="left"/>
-            </w:pPr>
-            <w:r>
-              <w:rPr>
-                <w:rFonts w:ascii="Times New Roman" w:cs="Times New Roman" w:eastAsia="Times New Roman" w:hAnsi="Times New Roman"/>
-                <w:b w:val="false"/>
-                <w:bCs w:val="false"/>
-                <w:sz w:val="22"/>
-                <w:szCs w:val="22"/>
-              </w:rPr>
-              <w:t xml:space="preserve"/>
-            </w:r>
-          </w:p>
-        </w:tc>
-        <w:tc>
-          <w:tcPr>
-            <w:tcW w:type="dxa" w:w="1531"/>
-            <w:tcBorders>
-              <w:top w:val="single" w:color="000000" w:sz="4"/>
-              <w:left w:val="single" w:color="000000" w:sz="4"/>
-              <w:bottom w:val="single" w:color="000000" w:sz="4"/>
-              <w:right w:val="single" w:color="000000" w:sz="4"/>
-            </w:tcBorders>
-            <w:tcMar>
-              <w:top w:type="dxa" w:w="60"/>
-              <w:left w:type="dxa" w:w="80"/>
-              <w:bottom w:type="dxa" w:w="60"/>
-              <w:right w:type="dxa" w:w="80"/>
-            </w:tcMar>
-          </w:tcPr>
-          <w:p>
-            <w:pPr>
-              <w:spacing w:after="0" w:line="300"/>
-              <w:jc w:val="left"/>
-            </w:pPr>
-            <w:r>
-              <w:rPr>
-                <w:rFonts w:ascii="Times New Roman" w:cs="Times New Roman" w:eastAsia="Times New Roman" w:hAnsi="Times New Roman"/>
-                <w:b w:val="false"/>
-                <w:bCs w:val="false"/>
-                <w:sz w:val="22"/>
-                <w:szCs w:val="22"/>
-              </w:rPr>
-              <w:t xml:space="preserve"/>
-            </w:r>
-          </w:p>
-        </w:tc>
-        <w:tc>
-          <w:tcPr>
-            <w:tcW w:type="dxa" w:w="1021"/>
-            <w:tcBorders>
-              <w:top w:val="single" w:color="000000" w:sz="4"/>
-              <w:left w:val="single" w:color="000000" w:sz="4"/>
-              <w:bottom w:val="single" w:color="000000" w:sz="4"/>
-              <w:right w:val="single" w:color="000000" w:sz="4"/>
-            </w:tcBorders>
-            <w:tcMar>
-              <w:top w:type="dxa" w:w="60"/>
-              <w:left w:type="dxa" w:w="80"/>
-              <w:bottom w:type="dxa" w:w="60"/>
-              <w:right w:type="dxa" w:w="80"/>
-            </w:tcMar>
-          </w:tcPr>
-          <w:p>
-            <w:pPr>
-              <w:spacing w:after="0" w:line="300"/>
-              <w:jc w:val="left"/>
-            </w:pPr>
-            <w:r>
-              <w:rPr>
-                <w:rFonts w:ascii="Times New Roman" w:cs="Times New Roman" w:eastAsia="Times New Roman" w:hAnsi="Times New Roman"/>
-                <w:b w:val="false"/>
-                <w:bCs w:val="false"/>
-                <w:sz w:val="22"/>
-                <w:szCs w:val="22"/>
-              </w:rPr>
-              <w:t xml:space="preserve"/>
-            </w:r>
-          </w:p>
-        </w:tc>
-        <w:tc>
-          <w:tcPr>
-            <w:tcW w:type="dxa" w:w="1018"/>
+            <w:tcW w:type="dxa" w:w="1392"/>
+            <w:tcBorders>
+              <w:top w:val="single" w:color="000000" w:sz="4"/>
+              <w:left w:val="single" w:color="000000" w:sz="4"/>
+              <w:bottom w:val="single" w:color="000000" w:sz="4"/>
+              <w:right w:val="single" w:color="000000" w:sz="4"/>
+            </w:tcBorders>
+            <w:tcMar>
+              <w:top w:type="dxa" w:w="60"/>
+              <w:left w:type="dxa" w:w="80"/>
+              <w:bottom w:type="dxa" w:w="60"/>
+              <w:right w:type="dxa" w:w="80"/>
+            </w:tcMar>
+          </w:tcPr>
+          <w:p>
+            <w:pPr>
+              <w:spacing w:after="0" w:line="300"/>
+              <w:jc w:val="left"/>
+            </w:pPr>
+            <w:r>
+              <w:rPr>
+                <w:rFonts w:ascii="Times New Roman" w:cs="Times New Roman" w:eastAsia="Times New Roman" w:hAnsi="Times New Roman"/>
+                <w:b w:val="false"/>
+                <w:bCs w:val="false"/>
+                <w:sz w:val="22"/>
+                <w:szCs w:val="22"/>
+              </w:rPr>
+              <w:t xml:space="preserve"/>
+            </w:r>
+          </w:p>
+        </w:tc>
+        <w:tc>
+          <w:tcPr>
+            <w:tcW w:type="dxa" w:w="928"/>
+            <w:tcBorders>
+              <w:top w:val="single" w:color="000000" w:sz="4"/>
+              <w:left w:val="single" w:color="000000" w:sz="4"/>
+              <w:bottom w:val="single" w:color="000000" w:sz="4"/>
+              <w:right w:val="single" w:color="000000" w:sz="4"/>
+            </w:tcBorders>
+            <w:tcMar>
+              <w:top w:type="dxa" w:w="60"/>
+              <w:left w:type="dxa" w:w="80"/>
+              <w:bottom w:type="dxa" w:w="60"/>
+              <w:right w:type="dxa" w:w="80"/>
+            </w:tcMar>
+          </w:tcPr>
+          <w:p>
+            <w:pPr>
+              <w:spacing w:after="0" w:line="300"/>
+              <w:jc w:val="left"/>
+            </w:pPr>
+            <w:r>
+              <w:rPr>
+                <w:rFonts w:ascii="Times New Roman" w:cs="Times New Roman" w:eastAsia="Times New Roman" w:hAnsi="Times New Roman"/>
+                <w:b w:val="false"/>
+                <w:bCs w:val="false"/>
+                <w:sz w:val="22"/>
+                <w:szCs w:val="22"/>
+              </w:rPr>
+              <w:t xml:space="preserve"/>
+            </w:r>
+          </w:p>
+        </w:tc>
+        <w:tc>
+          <w:tcPr>
+            <w:tcW w:type="dxa" w:w="928"/>
+            <w:tcBorders>
+              <w:top w:val="single" w:color="000000" w:sz="4"/>
+              <w:left w:val="single" w:color="000000" w:sz="4"/>
+              <w:bottom w:val="single" w:color="000000" w:sz="4"/>
+              <w:right w:val="single" w:color="000000" w:sz="4"/>
+            </w:tcBorders>
+            <w:tcMar>
+              <w:top w:type="dxa" w:w="60"/>
+              <w:left w:type="dxa" w:w="80"/>
+              <w:bottom w:type="dxa" w:w="60"/>
+              <w:right w:type="dxa" w:w="80"/>
+            </w:tcMar>
+          </w:tcPr>
+          <w:p>
+            <w:pPr>
+              <w:spacing w:after="0" w:line="300"/>
+              <w:jc w:val="left"/>
+            </w:pPr>
+            <w:r>
+              <w:rPr>
+                <w:rFonts w:ascii="Times New Roman" w:cs="Times New Roman" w:eastAsia="Times New Roman" w:hAnsi="Times New Roman"/>
+                <w:b w:val="false"/>
+                <w:bCs w:val="false"/>
+                <w:sz w:val="22"/>
+                <w:szCs w:val="22"/>
+              </w:rPr>
+              <w:t xml:space="preserve"/>
+            </w:r>
+          </w:p>
+        </w:tc>
+        <w:tc>
+          <w:tcPr>
+            <w:tcW w:type="dxa" w:w="928"/>
+            <w:tcBorders>
+              <w:top w:val="single" w:color="000000" w:sz="4"/>
+              <w:left w:val="single" w:color="000000" w:sz="4"/>
+              <w:bottom w:val="single" w:color="000000" w:sz="4"/>
+              <w:right w:val="single" w:color="000000" w:sz="4"/>
+            </w:tcBorders>
+            <w:tcMar>
+              <w:top w:type="dxa" w:w="60"/>
+              <w:left w:type="dxa" w:w="80"/>
+              <w:bottom w:type="dxa" w:w="60"/>
+              <w:right w:type="dxa" w:w="80"/>
+            </w:tcMar>
+          </w:tcPr>
+          <w:p>
+            <w:pPr>
+              <w:spacing w:after="0" w:line="300"/>
+              <w:jc w:val="left"/>
+            </w:pPr>
+            <w:r>
+              <w:rPr>
+                <w:rFonts w:ascii="Times New Roman" w:cs="Times New Roman" w:eastAsia="Times New Roman" w:hAnsi="Times New Roman"/>
+                <w:b w:val="false"/>
+                <w:bCs w:val="false"/>
+                <w:sz w:val="22"/>
+                <w:szCs w:val="22"/>
+              </w:rPr>
+              <w:t xml:space="preserve"/>
+            </w:r>
+          </w:p>
+        </w:tc>
+        <w:tc>
+          <w:tcPr>
+            <w:tcW w:type="dxa" w:w="928"/>
+            <w:tcBorders>
+              <w:top w:val="single" w:color="000000" w:sz="4"/>
+              <w:left w:val="single" w:color="000000" w:sz="4"/>
+              <w:bottom w:val="single" w:color="000000" w:sz="4"/>
+              <w:right w:val="single" w:color="000000" w:sz="4"/>
+            </w:tcBorders>
+            <w:tcMar>
+              <w:top w:type="dxa" w:w="60"/>
+              <w:left w:type="dxa" w:w="80"/>
+              <w:bottom w:type="dxa" w:w="60"/>
+              <w:right w:type="dxa" w:w="80"/>
+            </w:tcMar>
+          </w:tcPr>
+          <w:p>
+            <w:pPr>
+              <w:spacing w:after="0" w:line="300"/>
+              <w:jc w:val="left"/>
+            </w:pPr>
+            <w:r>
+              <w:rPr>
+                <w:rFonts w:ascii="Times New Roman" w:cs="Times New Roman" w:eastAsia="Times New Roman" w:hAnsi="Times New Roman"/>
+                <w:b w:val="false"/>
+                <w:bCs w:val="false"/>
+                <w:sz w:val="22"/>
+                <w:szCs w:val="22"/>
+              </w:rPr>
+              <w:t xml:space="preserve"/>
+            </w:r>
+          </w:p>
+        </w:tc>
+        <w:tc>
+          <w:tcPr>
+            <w:tcW w:type="dxa" w:w="1392"/>
+            <w:tcBorders>
+              <w:top w:val="single" w:color="000000" w:sz="4"/>
+              <w:left w:val="single" w:color="000000" w:sz="4"/>
+              <w:bottom w:val="single" w:color="000000" w:sz="4"/>
+              <w:right w:val="single" w:color="000000" w:sz="4"/>
+            </w:tcBorders>
+            <w:tcMar>
+              <w:top w:type="dxa" w:w="60"/>
+              <w:left w:type="dxa" w:w="80"/>
+              <w:bottom w:type="dxa" w:w="60"/>
+              <w:right w:type="dxa" w:w="80"/>
+            </w:tcMar>
+          </w:tcPr>
+          <w:p>
+            <w:pPr>
+              <w:spacing w:after="0" w:line="300"/>
+              <w:jc w:val="left"/>
+            </w:pPr>
+            <w:r>
+              <w:rPr>
+                <w:rFonts w:ascii="Times New Roman" w:cs="Times New Roman" w:eastAsia="Times New Roman" w:hAnsi="Times New Roman"/>
+                <w:b w:val="false"/>
+                <w:bCs w:val="false"/>
+                <w:sz w:val="22"/>
+                <w:szCs w:val="22"/>
+              </w:rPr>
+              <w:t xml:space="preserve"/>
+            </w:r>
+          </w:p>
+        </w:tc>
+        <w:tc>
+          <w:tcPr>
+            <w:tcW w:type="dxa" w:w="1392"/>
+            <w:tcBorders>
+              <w:top w:val="single" w:color="000000" w:sz="4"/>
+              <w:left w:val="single" w:color="000000" w:sz="4"/>
+              <w:bottom w:val="single" w:color="000000" w:sz="4"/>
+              <w:right w:val="single" w:color="000000" w:sz="4"/>
+            </w:tcBorders>
+            <w:tcMar>
+              <w:top w:type="dxa" w:w="60"/>
+              <w:left w:type="dxa" w:w="80"/>
+              <w:bottom w:type="dxa" w:w="60"/>
+              <w:right w:type="dxa" w:w="80"/>
+            </w:tcMar>
+          </w:tcPr>
+          <w:p>
+            <w:pPr>
+              <w:spacing w:after="0" w:line="300"/>
+              <w:jc w:val="left"/>
+            </w:pPr>
+            <w:r>
+              <w:rPr>
+                <w:rFonts w:ascii="Times New Roman" w:cs="Times New Roman" w:eastAsia="Times New Roman" w:hAnsi="Times New Roman"/>
+                <w:b w:val="false"/>
+                <w:bCs w:val="false"/>
+                <w:sz w:val="22"/>
+                <w:szCs w:val="22"/>
+              </w:rPr>
+              <w:t xml:space="preserve"/>
+            </w:r>
+          </w:p>
+        </w:tc>
+        <w:tc>
+          <w:tcPr>
+            <w:tcW w:type="dxa" w:w="1392"/>
+            <w:tcBorders>
+              <w:top w:val="single" w:color="000000" w:sz="4"/>
+              <w:left w:val="single" w:color="000000" w:sz="4"/>
+              <w:bottom w:val="single" w:color="000000" w:sz="4"/>
+              <w:right w:val="single" w:color="000000" w:sz="4"/>
+            </w:tcBorders>
+            <w:tcMar>
+              <w:top w:type="dxa" w:w="60"/>
+              <w:left w:type="dxa" w:w="80"/>
+              <w:bottom w:type="dxa" w:w="60"/>
+              <w:right w:type="dxa" w:w="80"/>
+            </w:tcMar>
+          </w:tcPr>
+          <w:p>
+            <w:pPr>
+              <w:spacing w:after="0" w:line="300"/>
+              <w:jc w:val="left"/>
+            </w:pPr>
+            <w:r>
+              <w:rPr>
+                <w:rFonts w:ascii="Times New Roman" w:cs="Times New Roman" w:eastAsia="Times New Roman" w:hAnsi="Times New Roman"/>
+                <w:b w:val="false"/>
+                <w:bCs w:val="false"/>
+                <w:sz w:val="22"/>
+                <w:szCs w:val="22"/>
+              </w:rPr>
+              <w:t xml:space="preserve"/>
+            </w:r>
+          </w:p>
+        </w:tc>
+        <w:tc>
+          <w:tcPr>
+            <w:tcW w:type="dxa" w:w="926"/>
             <w:tcBorders>
               <w:top w:val="single" w:color="000000" w:sz="4"/>
               <w:left w:val="single" w:color="000000" w:sz="4"/>
@@ -1127,271 +1127,271 @@
         </w:trPr>
         <w:tc>
           <w:tcPr>
-            <w:tcW w:type="dxa" w:w="1531"/>
-            <w:tcBorders>
-              <w:top w:val="single" w:color="000000" w:sz="4"/>
-              <w:left w:val="single" w:color="000000" w:sz="4"/>
-              <w:bottom w:val="single" w:color="000000" w:sz="4"/>
-              <w:right w:val="single" w:color="000000" w:sz="4"/>
-            </w:tcBorders>
-            <w:tcMar>
-              <w:top w:type="dxa" w:w="60"/>
-              <w:left w:type="dxa" w:w="80"/>
-              <w:bottom w:type="dxa" w:w="60"/>
-              <w:right w:type="dxa" w:w="80"/>
-            </w:tcMar>
-          </w:tcPr>
-          <w:p>
-            <w:pPr>
-              <w:spacing w:after="0" w:line="300"/>
-              <w:jc w:val="left"/>
-            </w:pPr>
-            <w:r>
-              <w:rPr>
-                <w:rFonts w:ascii="Times New Roman" w:cs="Times New Roman" w:eastAsia="Times New Roman" w:hAnsi="Times New Roman"/>
-                <w:b w:val="false"/>
-                <w:bCs w:val="false"/>
-                <w:sz w:val="22"/>
-                <w:szCs w:val="22"/>
-              </w:rPr>
-              <w:t xml:space="preserve"/>
-            </w:r>
-          </w:p>
-        </w:tc>
-        <w:tc>
-          <w:tcPr>
-            <w:tcW w:type="dxa" w:w="1021"/>
-            <w:tcBorders>
-              <w:top w:val="single" w:color="000000" w:sz="4"/>
-              <w:left w:val="single" w:color="000000" w:sz="4"/>
-              <w:bottom w:val="single" w:color="000000" w:sz="4"/>
-              <w:right w:val="single" w:color="000000" w:sz="4"/>
-            </w:tcBorders>
-            <w:tcMar>
-              <w:top w:type="dxa" w:w="60"/>
-              <w:left w:type="dxa" w:w="80"/>
-              <w:bottom w:type="dxa" w:w="60"/>
-              <w:right w:type="dxa" w:w="80"/>
-            </w:tcMar>
-          </w:tcPr>
-          <w:p>
-            <w:pPr>
-              <w:spacing w:after="0" w:line="300"/>
-              <w:jc w:val="left"/>
-            </w:pPr>
-            <w:r>
-              <w:rPr>
-                <w:rFonts w:ascii="Times New Roman" w:cs="Times New Roman" w:eastAsia="Times New Roman" w:hAnsi="Times New Roman"/>
-                <w:b w:val="false"/>
-                <w:bCs w:val="false"/>
-                <w:sz w:val="22"/>
-                <w:szCs w:val="22"/>
-              </w:rPr>
-              <w:t xml:space="preserve"/>
-            </w:r>
-          </w:p>
-        </w:tc>
-        <w:tc>
-          <w:tcPr>
-            <w:tcW w:type="dxa" w:w="1021"/>
-            <w:tcBorders>
-              <w:top w:val="single" w:color="000000" w:sz="4"/>
-              <w:left w:val="single" w:color="000000" w:sz="4"/>
-              <w:bottom w:val="single" w:color="000000" w:sz="4"/>
-              <w:right w:val="single" w:color="000000" w:sz="4"/>
-            </w:tcBorders>
-            <w:tcMar>
-              <w:top w:type="dxa" w:w="60"/>
-              <w:left w:type="dxa" w:w="80"/>
-              <w:bottom w:type="dxa" w:w="60"/>
-              <w:right w:type="dxa" w:w="80"/>
-            </w:tcMar>
-          </w:tcPr>
-          <w:p>
-            <w:pPr>
-              <w:spacing w:after="0" w:line="300"/>
-              <w:jc w:val="left"/>
-            </w:pPr>
-            <w:r>
-              <w:rPr>
-                <w:rFonts w:ascii="Times New Roman" w:cs="Times New Roman" w:eastAsia="Times New Roman" w:hAnsi="Times New Roman"/>
-                <w:b w:val="false"/>
-                <w:bCs w:val="false"/>
-                <w:sz w:val="22"/>
-                <w:szCs w:val="22"/>
-              </w:rPr>
-              <w:t xml:space="preserve"/>
-            </w:r>
-          </w:p>
-        </w:tc>
-        <w:tc>
-          <w:tcPr>
-            <w:tcW w:type="dxa" w:w="1021"/>
-            <w:tcBorders>
-              <w:top w:val="single" w:color="000000" w:sz="4"/>
-              <w:left w:val="single" w:color="000000" w:sz="4"/>
-              <w:bottom w:val="single" w:color="000000" w:sz="4"/>
-              <w:right w:val="single" w:color="000000" w:sz="4"/>
-            </w:tcBorders>
-            <w:tcMar>
-              <w:top w:type="dxa" w:w="60"/>
-              <w:left w:type="dxa" w:w="80"/>
-              <w:bottom w:type="dxa" w:w="60"/>
-              <w:right w:type="dxa" w:w="80"/>
-            </w:tcMar>
-          </w:tcPr>
-          <w:p>
-            <w:pPr>
-              <w:spacing w:after="0" w:line="300"/>
-              <w:jc w:val="left"/>
-            </w:pPr>
-            <w:r>
-              <w:rPr>
-                <w:rFonts w:ascii="Times New Roman" w:cs="Times New Roman" w:eastAsia="Times New Roman" w:hAnsi="Times New Roman"/>
-                <w:b w:val="false"/>
-                <w:bCs w:val="false"/>
-                <w:sz w:val="22"/>
-                <w:szCs w:val="22"/>
-              </w:rPr>
-              <w:t xml:space="preserve"/>
-            </w:r>
-          </w:p>
-        </w:tc>
-        <w:tc>
-          <w:tcPr>
-            <w:tcW w:type="dxa" w:w="1021"/>
-            <w:tcBorders>
-              <w:top w:val="single" w:color="000000" w:sz="4"/>
-              <w:left w:val="single" w:color="000000" w:sz="4"/>
-              <w:bottom w:val="single" w:color="000000" w:sz="4"/>
-              <w:right w:val="single" w:color="000000" w:sz="4"/>
-            </w:tcBorders>
-            <w:tcMar>
-              <w:top w:type="dxa" w:w="60"/>
-              <w:left w:type="dxa" w:w="80"/>
-              <w:bottom w:type="dxa" w:w="60"/>
-              <w:right w:type="dxa" w:w="80"/>
-            </w:tcMar>
-          </w:tcPr>
-          <w:p>
-            <w:pPr>
-              <w:spacing w:after="0" w:line="300"/>
-              <w:jc w:val="left"/>
-            </w:pPr>
-            <w:r>
-              <w:rPr>
-                <w:rFonts w:ascii="Times New Roman" w:cs="Times New Roman" w:eastAsia="Times New Roman" w:hAnsi="Times New Roman"/>
-                <w:b w:val="false"/>
-                <w:bCs w:val="false"/>
-                <w:sz w:val="22"/>
-                <w:szCs w:val="22"/>
-              </w:rPr>
-              <w:t xml:space="preserve"/>
-            </w:r>
-          </w:p>
-        </w:tc>
-        <w:tc>
-          <w:tcPr>
-            <w:tcW w:type="dxa" w:w="1021"/>
-            <w:tcBorders>
-              <w:top w:val="single" w:color="000000" w:sz="4"/>
-              <w:left w:val="single" w:color="000000" w:sz="4"/>
-              <w:bottom w:val="single" w:color="000000" w:sz="4"/>
-              <w:right w:val="single" w:color="000000" w:sz="4"/>
-            </w:tcBorders>
-            <w:tcMar>
-              <w:top w:type="dxa" w:w="60"/>
-              <w:left w:type="dxa" w:w="80"/>
-              <w:bottom w:type="dxa" w:w="60"/>
-              <w:right w:type="dxa" w:w="80"/>
-            </w:tcMar>
-          </w:tcPr>
-          <w:p>
-            <w:pPr>
-              <w:spacing w:after="0" w:line="300"/>
-              <w:jc w:val="left"/>
-            </w:pPr>
-            <w:r>
-              <w:rPr>
-                <w:rFonts w:ascii="Times New Roman" w:cs="Times New Roman" w:eastAsia="Times New Roman" w:hAnsi="Times New Roman"/>
-                <w:b w:val="false"/>
-                <w:bCs w:val="false"/>
-                <w:sz w:val="22"/>
-                <w:szCs w:val="22"/>
-              </w:rPr>
-              <w:t xml:space="preserve"/>
-            </w:r>
-          </w:p>
-        </w:tc>
-        <w:tc>
-          <w:tcPr>
-            <w:tcW w:type="dxa" w:w="1531"/>
-            <w:tcBorders>
-              <w:top w:val="single" w:color="000000" w:sz="4"/>
-              <w:left w:val="single" w:color="000000" w:sz="4"/>
-              <w:bottom w:val="single" w:color="000000" w:sz="4"/>
-              <w:right w:val="single" w:color="000000" w:sz="4"/>
-            </w:tcBorders>
-            <w:tcMar>
-              <w:top w:type="dxa" w:w="60"/>
-              <w:left w:type="dxa" w:w="80"/>
-              <w:bottom w:type="dxa" w:w="60"/>
-              <w:right w:type="dxa" w:w="80"/>
-            </w:tcMar>
-          </w:tcPr>
-          <w:p>
-            <w:pPr>
-              <w:spacing w:after="0" w:line="300"/>
-              <w:jc w:val="left"/>
-            </w:pPr>
-            <w:r>
-              <w:rPr>
-                <w:rFonts w:ascii="Times New Roman" w:cs="Times New Roman" w:eastAsia="Times New Roman" w:hAnsi="Times New Roman"/>
-                <w:b w:val="false"/>
-                <w:bCs w:val="false"/>
-                <w:sz w:val="22"/>
-                <w:szCs w:val="22"/>
-              </w:rPr>
-              <w:t xml:space="preserve"/>
-            </w:r>
-          </w:p>
-        </w:tc>
-        <w:tc>
-          <w:tcPr>
-            <w:tcW w:type="dxa" w:w="1021"/>
-            <w:tcBorders>
-              <w:top w:val="single" w:color="000000" w:sz="4"/>
-              <w:left w:val="single" w:color="000000" w:sz="4"/>
-              <w:bottom w:val="single" w:color="000000" w:sz="4"/>
-              <w:right w:val="single" w:color="000000" w:sz="4"/>
-            </w:tcBorders>
-            <w:tcMar>
-              <w:top w:type="dxa" w:w="60"/>
-              <w:left w:type="dxa" w:w="80"/>
-              <w:bottom w:type="dxa" w:w="60"/>
-              <w:right w:type="dxa" w:w="80"/>
-            </w:tcMar>
-          </w:tcPr>
-          <w:p>
-            <w:pPr>
-              <w:spacing w:after="0" w:line="300"/>
-              <w:jc w:val="left"/>
-            </w:pPr>
-            <w:r>
-              <w:rPr>
-                <w:rFonts w:ascii="Times New Roman" w:cs="Times New Roman" w:eastAsia="Times New Roman" w:hAnsi="Times New Roman"/>
-                <w:b w:val="false"/>
-                <w:bCs w:val="false"/>
-                <w:sz w:val="22"/>
-                <w:szCs w:val="22"/>
-              </w:rPr>
-              <w:t xml:space="preserve"/>
-            </w:r>
-          </w:p>
-        </w:tc>
-        <w:tc>
-          <w:tcPr>
-            <w:tcW w:type="dxa" w:w="1018"/>
+            <w:tcW w:type="dxa" w:w="1392"/>
+            <w:tcBorders>
+              <w:top w:val="single" w:color="000000" w:sz="4"/>
+              <w:left w:val="single" w:color="000000" w:sz="4"/>
+              <w:bottom w:val="single" w:color="000000" w:sz="4"/>
+              <w:right w:val="single" w:color="000000" w:sz="4"/>
+            </w:tcBorders>
+            <w:tcMar>
+              <w:top w:type="dxa" w:w="60"/>
+              <w:left w:type="dxa" w:w="80"/>
+              <w:bottom w:type="dxa" w:w="60"/>
+              <w:right w:type="dxa" w:w="80"/>
+            </w:tcMar>
+          </w:tcPr>
+          <w:p>
+            <w:pPr>
+              <w:spacing w:after="0" w:line="300"/>
+              <w:jc w:val="left"/>
+            </w:pPr>
+            <w:r>
+              <w:rPr>
+                <w:rFonts w:ascii="Times New Roman" w:cs="Times New Roman" w:eastAsia="Times New Roman" w:hAnsi="Times New Roman"/>
+                <w:b w:val="false"/>
+                <w:bCs w:val="false"/>
+                <w:sz w:val="22"/>
+                <w:szCs w:val="22"/>
+              </w:rPr>
+              <w:t xml:space="preserve"/>
+            </w:r>
+          </w:p>
+        </w:tc>
+        <w:tc>
+          <w:tcPr>
+            <w:tcW w:type="dxa" w:w="928"/>
+            <w:tcBorders>
+              <w:top w:val="single" w:color="000000" w:sz="4"/>
+              <w:left w:val="single" w:color="000000" w:sz="4"/>
+              <w:bottom w:val="single" w:color="000000" w:sz="4"/>
+              <w:right w:val="single" w:color="000000" w:sz="4"/>
+            </w:tcBorders>
+            <w:tcMar>
+              <w:top w:type="dxa" w:w="60"/>
+              <w:left w:type="dxa" w:w="80"/>
+              <w:bottom w:type="dxa" w:w="60"/>
+              <w:right w:type="dxa" w:w="80"/>
+            </w:tcMar>
+          </w:tcPr>
+          <w:p>
+            <w:pPr>
+              <w:spacing w:after="0" w:line="300"/>
+              <w:jc w:val="left"/>
+            </w:pPr>
+            <w:r>
+              <w:rPr>
+                <w:rFonts w:ascii="Times New Roman" w:cs="Times New Roman" w:eastAsia="Times New Roman" w:hAnsi="Times New Roman"/>
+                <w:b w:val="false"/>
+                <w:bCs w:val="false"/>
+                <w:sz w:val="22"/>
+                <w:szCs w:val="22"/>
+              </w:rPr>
+              <w:t xml:space="preserve"/>
+            </w:r>
+          </w:p>
+        </w:tc>
+        <w:tc>
+          <w:tcPr>
+            <w:tcW w:type="dxa" w:w="928"/>
+            <w:tcBorders>
+              <w:top w:val="single" w:color="000000" w:sz="4"/>
+              <w:left w:val="single" w:color="000000" w:sz="4"/>
+              <w:bottom w:val="single" w:color="000000" w:sz="4"/>
+              <w:right w:val="single" w:color="000000" w:sz="4"/>
+            </w:tcBorders>
+            <w:tcMar>
+              <w:top w:type="dxa" w:w="60"/>
+              <w:left w:type="dxa" w:w="80"/>
+              <w:bottom w:type="dxa" w:w="60"/>
+              <w:right w:type="dxa" w:w="80"/>
+            </w:tcMar>
+          </w:tcPr>
+          <w:p>
+            <w:pPr>
+              <w:spacing w:after="0" w:line="300"/>
+              <w:jc w:val="left"/>
+            </w:pPr>
+            <w:r>
+              <w:rPr>
+                <w:rFonts w:ascii="Times New Roman" w:cs="Times New Roman" w:eastAsia="Times New Roman" w:hAnsi="Times New Roman"/>
+                <w:b w:val="false"/>
+                <w:bCs w:val="false"/>
+                <w:sz w:val="22"/>
+                <w:szCs w:val="22"/>
+              </w:rPr>
+              <w:t xml:space="preserve"/>
+            </w:r>
+          </w:p>
+        </w:tc>
+        <w:tc>
+          <w:tcPr>
+            <w:tcW w:type="dxa" w:w="928"/>
+            <w:tcBorders>
+              <w:top w:val="single" w:color="000000" w:sz="4"/>
+              <w:left w:val="single" w:color="000000" w:sz="4"/>
+              <w:bottom w:val="single" w:color="000000" w:sz="4"/>
+              <w:right w:val="single" w:color="000000" w:sz="4"/>
+            </w:tcBorders>
+            <w:tcMar>
+              <w:top w:type="dxa" w:w="60"/>
+              <w:left w:type="dxa" w:w="80"/>
+              <w:bottom w:type="dxa" w:w="60"/>
+              <w:right w:type="dxa" w:w="80"/>
+            </w:tcMar>
+          </w:tcPr>
+          <w:p>
+            <w:pPr>
+              <w:spacing w:after="0" w:line="300"/>
+              <w:jc w:val="left"/>
+            </w:pPr>
+            <w:r>
+              <w:rPr>
+                <w:rFonts w:ascii="Times New Roman" w:cs="Times New Roman" w:eastAsia="Times New Roman" w:hAnsi="Times New Roman"/>
+                <w:b w:val="false"/>
+                <w:bCs w:val="false"/>
+                <w:sz w:val="22"/>
+                <w:szCs w:val="22"/>
+              </w:rPr>
+              <w:t xml:space="preserve"/>
+            </w:r>
+          </w:p>
+        </w:tc>
+        <w:tc>
+          <w:tcPr>
+            <w:tcW w:type="dxa" w:w="928"/>
+            <w:tcBorders>
+              <w:top w:val="single" w:color="000000" w:sz="4"/>
+              <w:left w:val="single" w:color="000000" w:sz="4"/>
+              <w:bottom w:val="single" w:color="000000" w:sz="4"/>
+              <w:right w:val="single" w:color="000000" w:sz="4"/>
+            </w:tcBorders>
+            <w:tcMar>
+              <w:top w:type="dxa" w:w="60"/>
+              <w:left w:type="dxa" w:w="80"/>
+              <w:bottom w:type="dxa" w:w="60"/>
+              <w:right w:type="dxa" w:w="80"/>
+            </w:tcMar>
+          </w:tcPr>
+          <w:p>
+            <w:pPr>
+              <w:spacing w:after="0" w:line="300"/>
+              <w:jc w:val="left"/>
+            </w:pPr>
+            <w:r>
+              <w:rPr>
+                <w:rFonts w:ascii="Times New Roman" w:cs="Times New Roman" w:eastAsia="Times New Roman" w:hAnsi="Times New Roman"/>
+                <w:b w:val="false"/>
+                <w:bCs w:val="false"/>
+                <w:sz w:val="22"/>
+                <w:szCs w:val="22"/>
+              </w:rPr>
+              <w:t xml:space="preserve"/>
+            </w:r>
+          </w:p>
+        </w:tc>
+        <w:tc>
+          <w:tcPr>
+            <w:tcW w:type="dxa" w:w="1392"/>
+            <w:tcBorders>
+              <w:top w:val="single" w:color="000000" w:sz="4"/>
+              <w:left w:val="single" w:color="000000" w:sz="4"/>
+              <w:bottom w:val="single" w:color="000000" w:sz="4"/>
+              <w:right w:val="single" w:color="000000" w:sz="4"/>
+            </w:tcBorders>
+            <w:tcMar>
+              <w:top w:type="dxa" w:w="60"/>
+              <w:left w:type="dxa" w:w="80"/>
+              <w:bottom w:type="dxa" w:w="60"/>
+              <w:right w:type="dxa" w:w="80"/>
+            </w:tcMar>
+          </w:tcPr>
+          <w:p>
+            <w:pPr>
+              <w:spacing w:after="0" w:line="300"/>
+              <w:jc w:val="left"/>
+            </w:pPr>
+            <w:r>
+              <w:rPr>
+                <w:rFonts w:ascii="Times New Roman" w:cs="Times New Roman" w:eastAsia="Times New Roman" w:hAnsi="Times New Roman"/>
+                <w:b w:val="false"/>
+                <w:bCs w:val="false"/>
+                <w:sz w:val="22"/>
+                <w:szCs w:val="22"/>
+              </w:rPr>
+              <w:t xml:space="preserve"/>
+            </w:r>
+          </w:p>
+        </w:tc>
+        <w:tc>
+          <w:tcPr>
+            <w:tcW w:type="dxa" w:w="1392"/>
+            <w:tcBorders>
+              <w:top w:val="single" w:color="000000" w:sz="4"/>
+              <w:left w:val="single" w:color="000000" w:sz="4"/>
+              <w:bottom w:val="single" w:color="000000" w:sz="4"/>
+              <w:right w:val="single" w:color="000000" w:sz="4"/>
+            </w:tcBorders>
+            <w:tcMar>
+              <w:top w:type="dxa" w:w="60"/>
+              <w:left w:type="dxa" w:w="80"/>
+              <w:bottom w:type="dxa" w:w="60"/>
+              <w:right w:type="dxa" w:w="80"/>
+            </w:tcMar>
+          </w:tcPr>
+          <w:p>
+            <w:pPr>
+              <w:spacing w:after="0" w:line="300"/>
+              <w:jc w:val="left"/>
+            </w:pPr>
+            <w:r>
+              <w:rPr>
+                <w:rFonts w:ascii="Times New Roman" w:cs="Times New Roman" w:eastAsia="Times New Roman" w:hAnsi="Times New Roman"/>
+                <w:b w:val="false"/>
+                <w:bCs w:val="false"/>
+                <w:sz w:val="22"/>
+                <w:szCs w:val="22"/>
+              </w:rPr>
+              <w:t xml:space="preserve"/>
+            </w:r>
+          </w:p>
+        </w:tc>
+        <w:tc>
+          <w:tcPr>
+            <w:tcW w:type="dxa" w:w="1392"/>
+            <w:tcBorders>
+              <w:top w:val="single" w:color="000000" w:sz="4"/>
+              <w:left w:val="single" w:color="000000" w:sz="4"/>
+              <w:bottom w:val="single" w:color="000000" w:sz="4"/>
+              <w:right w:val="single" w:color="000000" w:sz="4"/>
+            </w:tcBorders>
+            <w:tcMar>
+              <w:top w:type="dxa" w:w="60"/>
+              <w:left w:type="dxa" w:w="80"/>
+              <w:bottom w:type="dxa" w:w="60"/>
+              <w:right w:type="dxa" w:w="80"/>
+            </w:tcMar>
+          </w:tcPr>
+          <w:p>
+            <w:pPr>
+              <w:spacing w:after="0" w:line="300"/>
+              <w:jc w:val="left"/>
+            </w:pPr>
+            <w:r>
+              <w:rPr>
+                <w:rFonts w:ascii="Times New Roman" w:cs="Times New Roman" w:eastAsia="Times New Roman" w:hAnsi="Times New Roman"/>
+                <w:b w:val="false"/>
+                <w:bCs w:val="false"/>
+                <w:sz w:val="22"/>
+                <w:szCs w:val="22"/>
+              </w:rPr>
+              <w:t xml:space="preserve"/>
+            </w:r>
+          </w:p>
+        </w:tc>
+        <w:tc>
+          <w:tcPr>
+            <w:tcW w:type="dxa" w:w="926"/>
             <w:tcBorders>
               <w:top w:val="single" w:color="000000" w:sz="4"/>
               <w:left w:val="single" w:color="000000" w:sz="4"/>
